--- a/docs/neurone_eng_coordination_checklist.docx
+++ b/docs/neurone_eng_coordination_checklist.docx
@@ -34,7 +34,7 @@
         <w:jc w:val="center"/>
       </w:pPr>
       <w:r>
-        <w:t>NP-COORD-001  Rev A.9  |  2026-05-11  |  Pre-Layout / Pre-Tooling Draft</w:t>
+        <w:t>NP-COORD-001  Rev A.10  |  2026-07-14  |  Pre-Layout / Pre-Tooling Draft</w:t>
         <w:br/>
         <w:t>References: NP-HW-FPC-001 Rev C · NP-PROC-FPC-001 Rev A · NP-DRV-SHELL-001 Rev A · NP-FAI-ZM-001 Rev A · NP-FW-EMMC-001 Rev A</w:t>
         <w:br/>
@@ -1336,7 +1336,6 @@
             <w:shd w:val="clear" w:color="auto" w:fill="F5F5F5"/>
           </w:tcPr>
           <w:p>
-            <w:r/>
             <w:r>
               <w:t>G1</w:t>
             </w:r>
@@ -1362,7 +1361,6 @@
             <w:shd w:val="clear" w:color="auto" w:fill="E2EFDA"/>
           </w:tcPr>
           <w:p>
-            <w:r/>
             <w:r>
               <w:t>CLOSED — Option B selected; pin 19 assigned PD2_CATHODE; §8.4 added to NP-HW-FPC-001</w:t>
             </w:r>
@@ -1776,12 +1774,6 @@
             <w:shd w:val="clear" w:color="auto" w:fill="F5F5F5"/>
           </w:tcPr>
           <w:p>
-            <w:r>
-              <w:rPr>
-                <w:b/>
-                <w:sz w:val="16"/>
-              </w:rPr>
-            </w:r>
             <w:r>
               <w:rPr>
                 <w:b/>
@@ -6627,12 +6619,6 @@
                 <w:b w:val="0"/>
                 <w:sz w:val="16"/>
               </w:rPr>
-            </w:r>
-            <w:r>
-              <w:rPr>
-                <w:b w:val="0"/>
-                <w:sz w:val="16"/>
-              </w:rPr>
               <w:t>OPEN — see G1-14 (BLOCKING)</w:t>
             </w:r>
           </w:p>
@@ -7006,7 +6992,6 @@
             <w:shd w:val="clear" w:color="auto" w:fill="F8F8F8"/>
           </w:tcPr>
           <w:p>
-            <w:r/>
             <w:r>
               <w:t>Mech Eng</w:t>
             </w:r>
@@ -7018,7 +7003,6 @@
             <w:shd w:val="clear" w:color="auto" w:fill="F8F8F8"/>
           </w:tcPr>
           <w:p>
-            <w:r/>
             <w:r>
               <w:t>Zone slot keying geometry — mechanical + tactile + braille (RISK-15)</w:t>
             </w:r>
@@ -8407,7 +8391,6 @@
             <w:tcW w:w="1872" w:type="dxa"/>
           </w:tcPr>
           <w:p>
-            <w:r/>
             <w:r>
               <w:t>ME + Optical + EE</w:t>
             </w:r>
@@ -8418,7 +8401,6 @@
             <w:tcW w:w="4031" w:type="dxa"/>
           </w:tcPr>
           <w:p>
-            <w:r/>
             <w:r>
               <w:t>Lens + goggle assembly G2 gate (NP-TOOL-LENS-001 Rev B)</w:t>
             </w:r>
@@ -8462,7 +8444,6 @@
             <w:tcW w:w="1872" w:type="dxa"/>
           </w:tcPr>
           <w:p>
-            <w:r/>
             <w:r>
               <w:t>Firmware Lead + Systems Eng</w:t>
             </w:r>
@@ -8473,7 +8454,6 @@
             <w:tcW w:w="4031" w:type="dxa"/>
           </w:tcPr>
           <w:p>
-            <w:r/>
             <w:r>
               <w:t>Hub control program (NP-FW-HUB-001 Rev A) — 4 FreeRTOS tasks</w:t>
             </w:r>
@@ -9039,6 +9019,52 @@
           <w:p>
             <w:r>
               <w:t>Table format consistency: fixed 8 detail-table rows with incorrect 5-column format (G1-13, G1-14, G2-10, G2-11, G2-12, G2-14, G3-07, G3-08) — all now 7-column matching headers. Fixed G1-06 detail row (status text in Gate column). Abbreviated summary dashboard rows G2-02, G2-13, G2-14. Added status color coding key. G1-06 summary shading corrected to CLOSED.</w:t>
+            </w:r>
+          </w:p>
+        </w:tc>
+      </w:tr>
+      <w:tr>
+        <w:tc>
+          <w:tcPr>
+            <w:tcW w:type="dxa" w:w="2520"/>
+            <w:shd w:val="clear" w:color="auto" w:fill="F5F5F5"/>
+          </w:tcPr>
+          <w:p>
+            <w:r>
+              <w:t xml:space="preserve">A.10</w:t>
+            </w:r>
+          </w:p>
+        </w:tc>
+        <w:tc>
+          <w:tcPr>
+            <w:tcW w:type="dxa" w:w="2520"/>
+            <w:shd w:val="clear" w:color="auto" w:fill="F5F5F5"/>
+          </w:tcPr>
+          <w:p>
+            <w:r>
+              <w:t xml:space="preserve">2026-07-14</w:t>
+            </w:r>
+          </w:p>
+        </w:tc>
+        <w:tc>
+          <w:tcPr>
+            <w:tcW w:type="dxa" w:w="2520"/>
+            <w:shd w:val="clear" w:color="auto" w:fill="F5F5F5"/>
+          </w:tcPr>
+          <w:p>
+            <w:r>
+              <w:t xml:space="preserve">NeurOne Engineering</w:t>
+            </w:r>
+          </w:p>
+        </w:tc>
+        <w:tc>
+          <w:tcPr>
+            <w:tcW w:type="dxa" w:w="2520"/>
+            <w:shd w:val="clear" w:color="auto" w:fill="F5F5F5"/>
+          </w:tcPr>
+          <w:p>
+            <w:r>
+              <w:t xml:space="preserve">OI-EMMC2-07 (SHDR fleet DB schema freeze CI gate) PASS — 8/8 checks, 0 violations, and OI-EMMC2-06 (warranty-token no-join CI gate) PASS — 6/6 checks, 0 violations; both recorded 2026-07-14 against ci/shdr/shdr_fleet_schema.sql Rev C. Rev C added a UNIQUE (warranty_token) constraint to consumable_counts (one upserted row per device — gives ON CONFLICT a valid arbiter; former idx_consumable_token removed as redundant) and reviewed mode_f_telemetry, intentionally leaving it append-per-upload (audit trail for predictive maintenance). No privacy-surface change. SHDR schema freeze gate (OI-EMMC2-07) CLEARED.</w:t>
             </w:r>
           </w:p>
         </w:tc>

--- a/docs/neurone_eng_coordination_checklist.docx
+++ b/docs/neurone_eng_coordination_checklist.docx
@@ -2910,7 +2910,13 @@
               <w:rPr>
                 <w:sz w:val="16"/>
               </w:rPr>
-              <w:t>RISK-17 / RISK-11 — Multi-FPC cable management inside shell: 5 zone FPC tails run simultaneously from zone slots to Hub PCB connector. Shell interior must separate zone FPCs from EEG electrode cables (to prevent RF coupling between LED power current and EEG signal leads). Hub PCB connector placement must minimize routing complexity for longest FPC runs (Zone 1 and 2, frontal, ~120 mm arc). All routing channels addressed in NP-DRV-SHELL-001; multi-FPC bundle management requires additional coordination.</w:t>
+            </w:r>
+            <w:r>
+              <w:rPr>
+                <w:b w:val="0"/>
+                <w:sz w:val="16"/>
+              </w:rPr>
+              <w:t>NEEDS REVIEW — RISK-17 / RISK-11: this item was scoped to the retired 5-zone-slot FPC routing architecture (5 discrete tails, adjacent-pair crosstalk). Superseded by the hex-tile/socket architecture (NP-HEX-ZM-001) — the ~80-socket interconnect it replaces with is real, unscoped EE work (see MECH-1/MECH-2/SMART-1 in docs/np_hex_zm_001.md §7).</w:t>
             </w:r>
           </w:p>
         </w:tc>
@@ -2930,7 +2936,13 @@
                 <w:b w:val="0"/>
                 <w:sz w:val="16"/>
               </w:rPr>
-              <w:t>Shell CAD cross-section: all 5 FPC routing paths + EEG cable overlay simultaneously; DRC-16 to DRC-21 all verified. Specific deliverables: (a) ≥ 2 mm inter-FPC gap at all adjacent-pair cross-sections; (b) ≥ 15 mm FPC-to-EEG separation (or barrier design) at all points; (c) 15 anchor boss locations (3 per FPC) with ≥ 5 mm boss radius; (d) Hub PCB connector placement drawing showing all 5 ZIF on same edge; (e) physical first-article motion simulation test (DRC-21).</w:t>
+            </w:r>
+            <w:r>
+              <w:rPr>
+                <w:b w:val="0"/>
+                <w:sz w:val="16"/>
+              </w:rPr>
+              <w:t>Cannot be completed as originally scoped (no 5 discrete zone-slot FPC tails to CAD-review). Needs re-scoping once the per-socket interconnect design exists.</w:t>
             </w:r>
           </w:p>
         </w:tc>
@@ -2966,13 +2978,21 @@
           <w:tcPr>
             <w:tcW w:type="dxa" w:w="1008"/>
             <w:shd w:val="clear" w:color="auto" w:fill="FFE699"/>
-          </w:tcPr>
-          <w:p>
-            <w:r>
-              <w:rPr>
-                <w:sz w:val="16"/>
-              </w:rPr>
-              <w:t>OPEN — shell CAD required</w:t>
+            <w:shd w:val="clear" w:color="auto" w:fill="FFE699"/>
+          </w:tcPr>
+          <w:p>
+            <w:r>
+              <w:rPr>
+                <w:sz w:val="16"/>
+              </w:rPr>
+            </w:r>
+            <w:r>
+              <w:rPr>
+                <w:b/>
+                <w:color w:val="BF6000"/>
+                <w:sz w:val="16"/>
+              </w:rPr>
+              <w:t>NEEDS RE-SCOPE — hex-tile socket interconnect not yet designed</w:t>
             </w:r>
           </w:p>
         </w:tc>
@@ -3023,7 +3043,13 @@
                 <w:b w:val="0"/>
                 <w:sz w:val="16"/>
               </w:rPr>
-              <w:t>RISK-15 — Unique asymmetric mechanical key geometry for each of 5 zone slots (Layer 1 of 5-layer accessibility system). Key must physically prevent wrong-zone insertion for ALL users including blind. Also in this item: (a) tactile dot patterns adjacent to each slot in shell (N dots = zone N, Layer 4, ISO 9241-920); (b) braille + raised numeral on zone module face (Layer 3, ISO 17049:2013). All three features must be in shell/module tooling spec before first-cut. Zero BOM cost if specified now. See NP-HW-FPC-001 §11.4.</w:t>
+            </w:r>
+            <w:r>
+              <w:rPr>
+                <w:b w:val="0"/>
+                <w:sz w:val="16"/>
+              </w:rPr>
+              <w:t>RISK-15 (corrected for the hex-tile/socket architecture, NP-HEX-ZM-001 §4a): universal asymmetric orientation-only mechanical key, ONE design shared by every socket — not a zone-differentiating key. SMART-1 (every socket I2C/TIA-capable) removes the "wrong socket" hazard the 5-variant key existed to prevent, so there is nothing left to type-differentiate. Module TYPE correctness is now a software check (np_module_map_check_placement()), not a mechanical one. Braille / tactile-dot / raised-numeral per-zone deliverables are dropped — they existed to distinguish zones from each other, which is no longer a hazard.</w:t>
             </w:r>
           </w:p>
         </w:tc>
@@ -3043,7 +3069,13 @@
                 <w:b w:val="0"/>
                 <w:sz w:val="16"/>
               </w:rPr>
-              <w:t>Key geometry drawings all 5 zones. Shell drawing showing tactile dot positions (N dots per zone). Zone module drawing showing braille cell and raised numeral. Written confirmation no two key profiles are interchangeable.</w:t>
+            </w:r>
+            <w:r>
+              <w:rPr>
+                <w:b w:val="0"/>
+                <w:sz w:val="16"/>
+              </w:rPr>
+              <w:t>Key geometry drawing for the single universal orientation key (one design, all ~80 sockets). Written confirmation the key allows only one insertion orientation, verifiable without vision (blind-safe by construction).</w:t>
             </w:r>
           </w:p>
         </w:tc>
@@ -3085,7 +3117,14 @@
               <w:rPr>
                 <w:sz w:val="16"/>
               </w:rPr>
-              <w:t>OPEN — key geometry required</w:t>
+            </w:r>
+            <w:r>
+              <w:rPr>
+                <w:b/>
+                <w:color w:val="BF6000"/>
+                <w:sz w:val="16"/>
+              </w:rPr>
+              <w:t>OPEN — universal orientation-key geometry required (simplified scope)</w:t>
             </w:r>
           </w:p>
         </w:tc>
@@ -3332,7 +3371,13 @@
               <w:rPr>
                 <w:sz w:val="16"/>
               </w:rPr>
-              <w:t>RISK-16 — Zone module field-replacement IPX4 seal design decision: self-sealing silicone gasket (preferred) vs. user-applied RTV syringe. Gasket geometry must be in zone module and shell tooling spec before first-cut. If RTV syringe approach chosen: define included accessories (syringe in box), document re-sealing procedure, add re-sealing step to zone module swap user guide.</w:t>
+            </w:r>
+            <w:r>
+              <w:rPr>
+                <w:b w:val="0"/>
+                <w:sz w:val="16"/>
+              </w:rPr>
+              <w:t>RISK-16 — Hex-tile module field-replacement IPX4 seal design decision: self-sealing silicone gasket (preferred) vs. user-applied RTV syringe. Gasket geometry must be in hex-tile module and shell tooling spec before first-cut. If RTV syringe approach chosen: define included accessories (syringe in box), document re-sealing procedure, add re-sealing step to zone module swap user guide.</w:t>
             </w:r>
           </w:p>
         </w:tc>
@@ -3346,7 +3391,13 @@
               <w:rPr>
                 <w:sz w:val="16"/>
               </w:rPr>
-              <w:t>Engineering decision record: chosen approach. If gasket: gasket geometry drawing in mech spec, material spec (Shore 40A silicone), IPX4 test protocol after 10 swap cycles. If RTV: syringe BOM entry, procedure documentation.</w:t>
+            </w:r>
+            <w:r>
+              <w:rPr>
+                <w:b w:val="0"/>
+                <w:sz w:val="16"/>
+              </w:rPr>
+              <w:t>Engineering decision record: chosen approach. If gasket: gasket geometry drawing in mech spec, material spec (Shore 40A silicone), IPX4 test protocol after 10 swap cycles per representative tile, across a sample of tile positions. If RTV: syringe BOM entry, procedure documentation.</w:t>
             </w:r>
           </w:p>
         </w:tc>
@@ -4111,8 +4162,13 @@
             <w:tcW w:w="3240" w:type="dxa"/>
           </w:tcPr>
           <w:p>
-            <w:r>
-              <w:t xml:space="preserve">Audio zone ID confirmation via bone conduction — spoken zone name on insert/wrong-module alert (RISK-15 Layer 5). Five parallel slot state machines; DDS audio synthesis; 3×100ms debounce (RISK-18).</w:t>
+            <w:r/>
+            <w:r>
+              <w:rPr>
+                <w:b w:val="0"/>
+                <w:sz w:val="16"/>
+              </w:rPr>
+              <w:t>Audio zone ID confirmation via bone conduction — spoken zone name on insert/wrong-module alert (RISK-15 Layer 5). Five parallel slot state machines; DDS audio synthesis; 3×100ms debounce (RISK-18). NEEDS PORT: this firmware keys off the retired ZONE_ID resistor-ladder mechanism (5 parallel slot state machines). NP-HEX-ZM-001's UID-based auto-inventory (np_module_map) replaces zone-slot detection outright — the DDS audio engine and debounce algorithm are addressing-independent and remain reusable, but the slot state machine needs porting to per-socket UID-change events. See supersession note in docs/np_fw_za_001.md.</w:t>
             </w:r>
           </w:p>
         </w:tc>
@@ -4150,10 +4206,17 @@
           <w:tcPr>
             <w:tcW w:w="1008" w:type="dxa"/>
             <w:shd w:val="clear" w:color="auto" w:fill="E2EFDA"/>
-          </w:tcPr>
-          <w:p>
-            <w:r>
-              <w:t xml:space="preserve">CLOSED — NP-FW-ZA-001 Rev A baselined 2026-05-11. Closes Issue #22.</w:t>
+            <w:shd w:val="clear" w:color="auto" w:fill="FFE699"/>
+          </w:tcPr>
+          <w:p>
+            <w:r/>
+            <w:r>
+              <w:rPr>
+                <w:b/>
+                <w:color w:val="BF6000"/>
+                <w:sz w:val="16"/>
+              </w:rPr>
+              <w:t>PARTIAL — NP-FW-ZA-001 Rev A baselined against the retired ZONE_ID mechanism; needs porting to UID-based per-socket detection before it matches NP-HEX-ZM-001</w:t>
             </w:r>
           </w:p>
         </w:tc>
@@ -4829,7 +4892,13 @@
               <w:rPr>
                 <w:sz w:val="16"/>
               </w:rPr>
-              <w:t>RISK-16 — IPX4 validation after field replacement: insert and remove zone module 10× (simulating user field replacement), then conduct IPX4 splash test. Required regardless of seal approach chosen (gasket or RTV).</w:t>
+            </w:r>
+            <w:r>
+              <w:rPr>
+                <w:b w:val="0"/>
+                <w:sz w:val="16"/>
+              </w:rPr>
+              <w:t>RISK-16 — IPX4 validation after field replacement: insert and remove a sample of hex-tile modules 10× each (simulating user field replacement), then conduct IPX4 splash test. Required regardless of seal approach chosen (gasket or RTV).</w:t>
             </w:r>
           </w:p>
         </w:tc>
@@ -4843,7 +4912,13 @@
               <w:rPr>
                 <w:sz w:val="16"/>
               </w:rPr>
-              <w:t>IPX4 test report: pass/fail per IEC 60529 after 10 zone module swap cycles. Test conducted on production-representative unit with production seal approach.</w:t>
+            </w:r>
+            <w:r>
+              <w:rPr>
+                <w:b w:val="0"/>
+                <w:sz w:val="16"/>
+              </w:rPr>
+              <w:t>IPX4 test report: pass/fail per IEC 60529 after 10 swap cycles per sampled tile. Test conducted on production-representative unit with production seal approach.</w:t>
             </w:r>
           </w:p>
         </w:tc>
@@ -6935,7 +7010,13 @@
               <w:rPr>
                 <w:sz w:val="16"/>
               </w:rPr>
-              <w:t>Multi-FPC + EEG cable separation in shell</w:t>
+            </w:r>
+            <w:r>
+              <w:rPr>
+                <w:b w:val="0"/>
+                <w:sz w:val="16"/>
+              </w:rPr>
+              <w:t>Multi-FPC + EEG cable separation — NEEDS RE-SCOPE (retired 5-slot architecture; NP-HEX-ZM-001 socket interconnect not yet designed)</w:t>
             </w:r>
           </w:p>
         </w:tc>
@@ -6943,6 +7024,7 @@
           <w:tcPr>
             <w:tcW w:type="dxa" w:w="1224"/>
             <w:shd w:val="clear" w:color="auto" w:fill="FFE699"/>
+            <w:shd w:val="clear" w:color="auto" w:fill="FFE699"/>
           </w:tcPr>
           <w:p>
             <w:r>
@@ -6951,7 +7033,14 @@
                 <w:color w:val="604000"/>
                 <w:sz w:val="16"/>
               </w:rPr>
-              <w:t>OPEN</w:t>
+            </w:r>
+            <w:r>
+              <w:rPr>
+                <w:b/>
+                <w:color w:val="BF6000"/>
+                <w:sz w:val="16"/>
+              </w:rPr>
+              <w:t>NEEDS RE-SCOPE</w:t>
             </w:r>
           </w:p>
         </w:tc>
@@ -7003,8 +7092,13 @@
             <w:shd w:val="clear" w:color="auto" w:fill="F8F8F8"/>
           </w:tcPr>
           <w:p>
-            <w:r>
-              <w:t>Zone slot keying geometry — mechanical + tactile + braille (RISK-15)</w:t>
+            <w:r/>
+            <w:r>
+              <w:rPr>
+                <w:b w:val="0"/>
+                <w:sz w:val="16"/>
+              </w:rPr>
+              <w:t>Universal orientation-key geometry (RISK-15, corrected for hex-tile — no per-zone key variants)</w:t>
             </w:r>
           </w:p>
         </w:tc>
@@ -7607,7 +7701,13 @@
               <w:rPr>
                 <w:sz w:val="16"/>
               </w:rPr>
-              <w:t xml:space="preserve">Audio zone ID firmware — bone conduction zone name on insertion</w:t>
+            </w:r>
+            <w:r>
+              <w:rPr>
+                <w:b w:val="0"/>
+                <w:sz w:val="16"/>
+              </w:rPr>
+              <w:t>Audio zone ID firmware — bone conduction zone name on insertion NEEDS PORT to NP-HEX-ZM-001 UID-based detection (see docs/np_fw_za_001.md).</w:t>
             </w:r>
           </w:p>
         </w:tc>
@@ -7615,13 +7715,21 @@
           <w:tcPr>
             <w:tcW w:w="2015" w:type="dxa"/>
             <w:shd w:val="clear" w:color="auto" w:fill="FFF2CC"/>
-          </w:tcPr>
-          <w:p>
-            <w:r>
-              <w:rPr>
-                <w:sz w:val="16"/>
-              </w:rPr>
-              <w:t>CLOSED — NP-FW-ZA-001 Rev A baselined 2026-05-11. Zone module bone conduction announcement firmware written (firmware/zone_announce/). Five parallel slot state machines; DDS audio synthesis from 256-entry Q15 sine LUT via SAI3 I2S at 8kHz; 3×100ms debounce (RISK-18). G2-10 CLOSED. Closes Issue #22.</w:t>
+            <w:shd w:val="clear" w:color="auto" w:fill="FFE699"/>
+          </w:tcPr>
+          <w:p>
+            <w:r>
+              <w:rPr>
+                <w:sz w:val="16"/>
+              </w:rPr>
+            </w:r>
+            <w:r>
+              <w:rPr>
+                <w:b/>
+                <w:color w:val="BF6000"/>
+                <w:sz w:val="16"/>
+              </w:rPr>
+              <w:t>PARTIAL — needs port off retired ZONE_ID mechanism</w:t>
             </w:r>
           </w:p>
         </w:tc>
